--- a/0API模板.docx
+++ b/0API模板.docx
@@ -416,7 +416,6 @@
         </w:tc>
       </w:tr>
     </w:tbl>
-    <w:p/>
     <w:p>
       <w:pPr>
         <w:pStyle w:val="2"/>
@@ -596,7 +595,7 @@
       <w:ind w:firstLineChars="0" w:firstLine="0"/>
     </w:pPr>
     <w:r>
-      <w:t>6/4/2024</w:t>
+      <w:t>6/10/2024</w:t>
     </w:r>
   </w:p>
 </w:hdr>
@@ -2952,8 +2951,10 @@
     <w:basedOn w:val="a"/>
     <w:link w:val="af2"/>
     <w:qFormat/>
-    <w:rsid w:val="003A19EE"/>
+    <w:rsid w:val="00582931"/>
     <w:pPr>
+      <w:adjustRightInd w:val="0"/>
+      <w:snapToGrid w:val="0"/>
       <w:ind w:firstLineChars="0" w:firstLine="0"/>
       <w:jc w:val="center"/>
     </w:pPr>
@@ -2967,13 +2968,43 @@
     <w:name w:val="表格内容 字符"/>
     <w:basedOn w:val="a0"/>
     <w:link w:val="af1"/>
-    <w:rsid w:val="003A19EE"/>
+    <w:rsid w:val="00582931"/>
     <w:rPr>
       <w:rFonts w:ascii="Times New Roman" w:eastAsia="宋体" w:hAnsi="Times New Roman" w:cs="Times New Roman"/>
       <w:sz w:val="18"/>
       <w:szCs w:val="18"/>
       <w:lang w:val="en-ZW"/>
     </w:rPr>
+  </w:style>
+  <w:style w:type="table" w:customStyle="1" w:styleId="af3">
+    <w:name w:val="默认表格样式"/>
+    <w:basedOn w:val="a1"/>
+    <w:uiPriority w:val="99"/>
+    <w:rsid w:val="00582931"/>
+    <w:pPr>
+      <w:adjustRightInd w:val="0"/>
+      <w:snapToGrid w:val="0"/>
+      <w:jc w:val="center"/>
+    </w:pPr>
+    <w:rPr>
+      <w:rFonts w:ascii="Times New Roman" w:eastAsia="宋体" w:hAnsi="Times New Roman"/>
+      <w:sz w:val="18"/>
+    </w:rPr>
+    <w:tblPr>
+      <w:tblBorders>
+        <w:top w:val="single" w:sz="12" w:space="0" w:color="auto"/>
+        <w:bottom w:val="single" w:sz="12" w:space="0" w:color="auto"/>
+      </w:tblBorders>
+    </w:tblPr>
+    <w:tblStylePr w:type="firstRow">
+      <w:tblPr/>
+      <w:tcPr>
+        <w:tcBorders>
+          <w:bottom w:val="single" w:sz="6" w:space="0" w:color="000000" w:themeColor="text1"/>
+        </w:tcBorders>
+        <w:shd w:val="clear" w:color="auto" w:fill="FFFFFF" w:themeFill="background1"/>
+      </w:tcPr>
+    </w:tblStylePr>
   </w:style>
 </w:styles>
 </file>
